--- a/_word/2020-09-09-Spread-the-love-and-become-a-blogger.docx
+++ b/_word/2020-09-09-Spread-the-love-and-become-a-blogger.docx
@@ -3,8 +3,14 @@
 <w:document xmlns:wpc="http://schemas.microsoft.com/office/word/2010/wordprocessingCanvas" xmlns:cx="http://schemas.microsoft.com/office/drawing/2014/chartex" xmlns:cx1="http://schemas.microsoft.com/office/drawing/2015/9/8/chartex" xmlns:cx2="http://schemas.microsoft.com/office/drawing/2015/10/21/chartex" xmlns:cx3="http://schemas.microsoft.com/office/drawing/2016/5/9/chartex" xmlns:cx4="http://schemas.microsoft.com/office/drawing/2016/5/10/chartex" xmlns:cx5="http://schemas.microsoft.com/office/drawing/2016/5/11/chartex" xmlns:cx6="http://schemas.microsoft.com/office/drawing/2016/5/12/chartex" xmlns:cx7="http://schemas.microsoft.com/office/drawing/2016/5/13/chartex" xmlns:cx8="http://schemas.microsoft.com/office/drawing/2016/5/14/chartex" xmlns:mc="http://schemas.openxmlformats.org/markup-compatibility/2006" xmlns:aink="http://schemas.microsoft.com/office/drawing/2016/ink" xmlns:am3d="http://schemas.microsoft.com/office/drawing/2017/model3d" xmlns:o="urn:schemas-microsoft-com:office:office" xmlns:r="http://schemas.openxmlformats.org/officeDocument/2006/relationships" xmlns:m="http://schemas.openxmlformats.org/officeDocument/2006/math" xmlns:v="urn:schemas-microsoft-com:vml" xmlns:wp14="http://schemas.microsoft.com/office/word/2010/wordprocessingDrawing" xmlns:wp="http://schemas.openxmlformats.org/drawingml/2006/wordprocessingDrawing" xmlns:w10="urn:schemas-microsoft-com:office:word" xmlns:w="http://schemas.openxmlformats.org/wordprocessingml/2006/main" xmlns:w14="http://schemas.microsoft.com/office/word/2010/wordml" xmlns:w15="http://schemas.microsoft.com/office/word/2012/wordml" xmlns:w16cid="http://schemas.microsoft.com/office/word/2016/wordml/cid" xmlns:w16se="http://schemas.microsoft.com/office/word/2015/wordml/symex" xmlns:wpg="http://schemas.microsoft.com/office/word/2010/wordprocessingGroup" xmlns:wpi="http://schemas.microsoft.com/office/word/2010/wordprocessingInk" xmlns:wne="http://schemas.microsoft.com/office/word/2006/wordml" xmlns:wps="http://schemas.microsoft.com/office/word/2010/wordprocessingShape" mc:Ignorable="w14 w15 w16se w16cid wp14">
   <w:body>
     <w:p>
-      <w:r>
-        <w:t># Spread the love and become a blogger!</w:t>
+      <w:pPr>
+        <w:pStyle w:val="Title"/>
+      </w:pPr>
+      <w:r>
+        <w:t>Spread the love and become a blogger!</w:t>
+      </w:r>
+      <w:r>
+        <w:br/>
       </w:r>
     </w:p>
     <w:p>
@@ -152,6 +158,7 @@
     </w:p>
     <w:p>
       <w:r>
+        <w:lastRenderedPageBreak/>
         <w:t xml:space="preserve">Now enter my mistake of NOT using </w:t>
       </w:r>
       <w:proofErr w:type="spellStart"/>
@@ -190,7 +197,6 @@
         <w:rPr>
           <w:noProof/>
         </w:rPr>
-        <w:lastRenderedPageBreak/>
         <w:drawing>
           <wp:inline distT="0" distB="0" distL="0" distR="0" wp14:anchorId="49AB0793" wp14:editId="518A9440">
             <wp:extent cx="4162425" cy="1209675"/>
@@ -898,11 +904,7 @@
       </w:r>
       <w:proofErr w:type="spellEnd"/>
       <w:r>
-        <w:t xml:space="preserve"> site so it looks a little wonky, but I </w:t>
-      </w:r>
-      <w:r>
-        <w:lastRenderedPageBreak/>
-        <w:t xml:space="preserve">don’t care.  Its satisfying enough that I spent freaking all day just to get this, but it’s a blessing, because I can write in WORD much faster with all the spell check and formatting to my liking and then when I’m done, I can use </w:t>
+        <w:t xml:space="preserve"> site so it looks a little wonky, but I don’t care.  Its satisfying enough that I spent freaking all day just to get this, but it’s a blessing, because I can write in WORD much faster with all the spell check and formatting to my liking and then when I’m done, I can use </w:t>
       </w:r>
       <w:proofErr w:type="spellStart"/>
       <w:r>
@@ -993,13 +995,20 @@
       </w:r>
     </w:p>
     <w:p>
-      <w:r>
-        <w:t># Bonus Stuff</w:t>
-      </w:r>
-    </w:p>
-    <w:p>
-      <w:r>
-        <w:t>previous questionnaire solutions (although some are not correct)</w:t>
+      <w:pPr>
+        <w:pStyle w:val="Heading1"/>
+      </w:pPr>
+      <w:r>
+        <w:t>Bonus Stuff</w:t>
+      </w:r>
+    </w:p>
+    <w:p>
+      <w:r>
+        <w:br/>
+        <w:t>P</w:t>
+      </w:r>
+      <w:r>
+        <w:t>revious questionnaire solutions (although some are not correct)</w:t>
       </w:r>
     </w:p>
     <w:p>
@@ -1017,13 +1026,13 @@
       <w:r>
         <w:t xml:space="preserve"> tips</w:t>
       </w:r>
-    </w:p>
-    <w:p>
+      <w:r>
+        <w:br/>
+      </w:r>
       <w:r>
         <w:t>Get free account as you get more options and easier to get the Free-P5000</w:t>
       </w:r>
     </w:p>
-    <w:p/>
     <w:p>
       <w:proofErr w:type="spellStart"/>
       <w:r>
@@ -1393,7 +1402,6 @@
     </w:p>
     <w:p>
       <w:r>
-        <w:lastRenderedPageBreak/>
         <w:t>** Discord channel:  fast.ai</w:t>
       </w:r>
       <w:r>
@@ -1411,6 +1419,9 @@
     </w:p>
     <w:p/>
     <w:p>
+      <w:pPr>
+        <w:pStyle w:val="Heading1"/>
+      </w:pPr>
       <w:r>
         <w:t>Articles</w:t>
       </w:r>
@@ -1512,9 +1523,41 @@
       <w:r>
         <w:br/>
       </w:r>
+    </w:p>
+    <w:p>
+      <w:r>
+        <w:t>Update</w:t>
+      </w:r>
+      <w:r>
+        <w:br/>
+        <w:t>After messing with my dl-blog site, something was wrong and I couldn’t get the actions to process correctly.  There was a problem in the Jekyll process and kept throwing an error.  Anyhow, I became so good at this that I just cloned a new repo, changed the redirect, and uploaded all the content, and wham, done.  Total time 15 min.  This was way easier than trying to troubleshoot what the heck is happening within the CI layer.</w:t>
+      </w:r>
+    </w:p>
+    <w:p>
+      <w:r>
+        <w:t xml:space="preserve">The good news is I’m more likely to move this site in the future to a real webhost since I have “unlimited” space on my webhost so no need to worry about the space or bandwidth.  Although there are creative ways one could link multiple </w:t>
+      </w:r>
+      <w:proofErr w:type="spellStart"/>
+      <w:r>
+        <w:t>github</w:t>
+      </w:r>
+      <w:proofErr w:type="spellEnd"/>
+      <w:r>
+        <w:t xml:space="preserve"> pages if you’re so inclined, but it would be messy and hard to maintain if you’re posting a lot.</w:t>
+      </w:r>
       <w:bookmarkStart w:id="0" w:name="_GoBack"/>
       <w:bookmarkEnd w:id="0"/>
     </w:p>
+    <w:p>
+      <w:r>
+        <w:t xml:space="preserve">Reminder to myself:  </w:t>
+      </w:r>
+      <w:r>
+        <w:br/>
+        <w:t>When things are breaking, treat your site like cattle and not as pets.  Make hamburgers and move on.</w:t>
+      </w:r>
+    </w:p>
+    <w:p/>
     <w:sectPr>
       <w:pgSz w:w="12240" w:h="15840"/>
       <w:pgMar w:top="1440" w:right="1440" w:bottom="1440" w:left="1440" w:header="720" w:footer="720" w:gutter="0"/>
@@ -1923,6 +1966,27 @@
     <w:name w:val="Normal"/>
     <w:qFormat/>
   </w:style>
+  <w:style w:type="paragraph" w:styleId="Heading1">
+    <w:name w:val="heading 1"/>
+    <w:basedOn w:val="Normal"/>
+    <w:next w:val="Normal"/>
+    <w:link w:val="Heading1Char"/>
+    <w:uiPriority w:val="9"/>
+    <w:qFormat/>
+    <w:rsid w:val="004220BA"/>
+    <w:pPr>
+      <w:keepNext/>
+      <w:keepLines/>
+      <w:spacing w:before="240" w:after="0"/>
+      <w:outlineLvl w:val="0"/>
+    </w:pPr>
+    <w:rPr>
+      <w:rFonts w:asciiTheme="majorHAnsi" w:eastAsiaTheme="majorEastAsia" w:hAnsiTheme="majorHAnsi" w:cstheme="majorBidi"/>
+      <w:color w:val="2F5496" w:themeColor="accent1" w:themeShade="BF"/>
+      <w:sz w:val="32"/>
+      <w:szCs w:val="32"/>
+    </w:rPr>
+  </w:style>
   <w:style w:type="character" w:default="1" w:styleId="DefaultParagraphFont">
     <w:name w:val="Default Paragraph Font"/>
     <w:uiPriority w:val="1"/>
@@ -1971,6 +2035,53 @@
     <w:rPr>
       <w:color w:val="605E5C"/>
       <w:shd w:val="clear" w:color="auto" w:fill="E1DFDD"/>
+    </w:rPr>
+  </w:style>
+  <w:style w:type="paragraph" w:styleId="Title">
+    <w:name w:val="Title"/>
+    <w:basedOn w:val="Normal"/>
+    <w:next w:val="Normal"/>
+    <w:link w:val="TitleChar"/>
+    <w:uiPriority w:val="10"/>
+    <w:qFormat/>
+    <w:rsid w:val="004220BA"/>
+    <w:pPr>
+      <w:spacing w:after="0" w:line="240" w:lineRule="auto"/>
+      <w:contextualSpacing/>
+    </w:pPr>
+    <w:rPr>
+      <w:rFonts w:asciiTheme="majorHAnsi" w:eastAsiaTheme="majorEastAsia" w:hAnsiTheme="majorHAnsi" w:cstheme="majorBidi"/>
+      <w:spacing w:val="-10"/>
+      <w:kern w:val="28"/>
+      <w:sz w:val="56"/>
+      <w:szCs w:val="56"/>
+    </w:rPr>
+  </w:style>
+  <w:style w:type="character" w:customStyle="1" w:styleId="TitleChar">
+    <w:name w:val="Title Char"/>
+    <w:basedOn w:val="DefaultParagraphFont"/>
+    <w:link w:val="Title"/>
+    <w:uiPriority w:val="10"/>
+    <w:rsid w:val="004220BA"/>
+    <w:rPr>
+      <w:rFonts w:asciiTheme="majorHAnsi" w:eastAsiaTheme="majorEastAsia" w:hAnsiTheme="majorHAnsi" w:cstheme="majorBidi"/>
+      <w:spacing w:val="-10"/>
+      <w:kern w:val="28"/>
+      <w:sz w:val="56"/>
+      <w:szCs w:val="56"/>
+    </w:rPr>
+  </w:style>
+  <w:style w:type="character" w:customStyle="1" w:styleId="Heading1Char">
+    <w:name w:val="Heading 1 Char"/>
+    <w:basedOn w:val="DefaultParagraphFont"/>
+    <w:link w:val="Heading1"/>
+    <w:uiPriority w:val="9"/>
+    <w:rsid w:val="004220BA"/>
+    <w:rPr>
+      <w:rFonts w:asciiTheme="majorHAnsi" w:eastAsiaTheme="majorEastAsia" w:hAnsiTheme="majorHAnsi" w:cstheme="majorBidi"/>
+      <w:color w:val="2F5496" w:themeColor="accent1" w:themeShade="BF"/>
+      <w:sz w:val="32"/>
+      <w:szCs w:val="32"/>
     </w:rPr>
   </w:style>
 </w:styles>

--- a/_word/2020-09-09-Spread-the-love-and-become-a-blogger.docx
+++ b/_word/2020-09-09-Spread-the-love-and-become-a-blogger.docx
@@ -934,8 +934,11 @@
       </w:r>
     </w:p>
     <w:p>
-      <w:r>
-        <w:t xml:space="preserve"># Study Group </w:t>
+      <w:pPr>
+        <w:pStyle w:val="Heading1"/>
+      </w:pPr>
+      <w:r>
+        <w:t xml:space="preserve">Study Group </w:t>
       </w:r>
       <w:r>
         <w:t>afterthoughts</w:t>
@@ -1526,8 +1529,13 @@
     </w:p>
     <w:p>
       <w:r>
+        <w:rPr>
+          <w:rStyle w:val="Heading1Char"/>
+        </w:rPr>
         <w:t>Update</w:t>
       </w:r>
+      <w:bookmarkStart w:id="0" w:name="_GoBack"/>
+      <w:bookmarkEnd w:id="0"/>
       <w:r>
         <w:br/>
         <w:t>After messing with my dl-blog site, something was wrong and I couldn’t get the actions to process correctly.  There was a problem in the Jekyll process and kept throwing an error.  Anyhow, I became so good at this that I just cloned a new repo, changed the redirect, and uploaded all the content, and wham, done.  Total time 15 min.  This was way easier than trying to troubleshoot what the heck is happening within the CI layer.</w:t>
@@ -1545,8 +1553,6 @@
       <w:r>
         <w:t xml:space="preserve"> pages if you’re so inclined, but it would be messy and hard to maintain if you’re posting a lot.</w:t>
       </w:r>
-      <w:bookmarkStart w:id="0" w:name="_GoBack"/>
-      <w:bookmarkEnd w:id="0"/>
     </w:p>
     <w:p>
       <w:r>

--- a/_word/2020-09-09-Spread-the-love-and-become-a-blogger.docx
+++ b/_word/2020-09-09-Spread-the-love-and-become-a-blogger.docx
@@ -1532,10 +1532,28 @@
         <w:rPr>
           <w:rStyle w:val="Heading1Char"/>
         </w:rPr>
+        <w:t>**</w:t>
+      </w:r>
+      <w:r>
+        <w:rPr>
+          <w:rStyle w:val="Heading1Char"/>
+        </w:rPr>
         <w:t>Update</w:t>
+      </w:r>
+      <w:r>
+        <w:rPr>
+          <w:rStyle w:val="Heading1Char"/>
+        </w:rPr>
+        <w:t>**</w:t>
       </w:r>
       <w:bookmarkStart w:id="0" w:name="_GoBack"/>
       <w:bookmarkEnd w:id="0"/>
+      <w:r>
+        <w:rPr>
+          <w:rStyle w:val="Heading1Char"/>
+        </w:rPr>
+        <w:br/>
+      </w:r>
       <w:r>
         <w:br/>
         <w:t>After messing with my dl-blog site, something was wrong and I couldn’t get the actions to process correctly.  There was a problem in the Jekyll process and kept throwing an error.  Anyhow, I became so good at this that I just cloned a new repo, changed the redirect, and uploaded all the content, and wham, done.  Total time 15 min.  This was way easier than trying to troubleshoot what the heck is happening within the CI layer.</w:t>

--- a/_word/2020-09-09-Spread-the-love-and-become-a-blogger.docx
+++ b/_word/2020-09-09-Spread-the-love-and-become-a-blogger.docx
@@ -435,435 +435,58 @@
     </w:p>
     <w:p>
       <w:pPr>
-        <w:shd w:val="clear" w:color="auto" w:fill="1E1E1E"/>
-        <w:spacing w:after="0" w:line="285" w:lineRule="atLeast"/>
-        <w:rPr>
-          <w:rFonts w:ascii="Consolas" w:eastAsia="Times New Roman" w:hAnsi="Consolas" w:cs="Times New Roman"/>
-          <w:color w:val="D4D4D4"/>
-          <w:sz w:val="21"/>
-          <w:szCs w:val="21"/>
-        </w:rPr>
+        <w:pStyle w:val="AndyStyle1"/>
       </w:pPr>
       <w:r>
-        <w:rPr>
-          <w:rFonts w:ascii="Consolas" w:eastAsia="Times New Roman" w:hAnsi="Consolas" w:cs="Times New Roman"/>
-          <w:color w:val="808080"/>
-          <w:sz w:val="21"/>
-          <w:szCs w:val="21"/>
-        </w:rPr>
-        <w:t>&lt;!</w:t>
-      </w:r>
-      <w:r>
-        <w:rPr>
-          <w:rFonts w:ascii="Consolas" w:eastAsia="Times New Roman" w:hAnsi="Consolas" w:cs="Times New Roman"/>
-          <w:color w:val="569CD6"/>
-          <w:sz w:val="21"/>
-          <w:szCs w:val="21"/>
-        </w:rPr>
-        <w:t>DOCTYPE</w:t>
-      </w:r>
-      <w:r>
-        <w:rPr>
-          <w:rFonts w:ascii="Consolas" w:eastAsia="Times New Roman" w:hAnsi="Consolas" w:cs="Times New Roman"/>
-          <w:color w:val="D4D4D4"/>
-          <w:sz w:val="21"/>
-          <w:szCs w:val="21"/>
-        </w:rPr>
-        <w:t> </w:t>
-      </w:r>
-      <w:r>
-        <w:rPr>
-          <w:rFonts w:ascii="Consolas" w:eastAsia="Times New Roman" w:hAnsi="Consolas" w:cs="Times New Roman"/>
-          <w:color w:val="9CDCFE"/>
-          <w:sz w:val="21"/>
-          <w:szCs w:val="21"/>
-        </w:rPr>
-        <w:t>html</w:t>
-      </w:r>
-      <w:r>
-        <w:rPr>
-          <w:rFonts w:ascii="Consolas" w:eastAsia="Times New Roman" w:hAnsi="Consolas" w:cs="Times New Roman"/>
-          <w:color w:val="808080"/>
-          <w:sz w:val="21"/>
-          <w:szCs w:val="21"/>
-        </w:rPr>
-        <w:t>&gt;</w:t>
+        <w:t>&lt;!DOCTYPE html&gt;</w:t>
       </w:r>
     </w:p>
     <w:p>
       <w:pPr>
-        <w:shd w:val="clear" w:color="auto" w:fill="1E1E1E"/>
-        <w:spacing w:after="0" w:line="285" w:lineRule="atLeast"/>
-        <w:rPr>
-          <w:rFonts w:ascii="Consolas" w:eastAsia="Times New Roman" w:hAnsi="Consolas" w:cs="Times New Roman"/>
-          <w:color w:val="D4D4D4"/>
-          <w:sz w:val="21"/>
-          <w:szCs w:val="21"/>
-        </w:rPr>
+        <w:pStyle w:val="AndyStyle1"/>
       </w:pPr>
       <w:r>
-        <w:rPr>
-          <w:rFonts w:ascii="Consolas" w:eastAsia="Times New Roman" w:hAnsi="Consolas" w:cs="Times New Roman"/>
-          <w:color w:val="808080"/>
-          <w:sz w:val="21"/>
-          <w:szCs w:val="21"/>
-        </w:rPr>
-        <w:t>&lt;</w:t>
-      </w:r>
-      <w:r>
-        <w:rPr>
-          <w:rFonts w:ascii="Consolas" w:eastAsia="Times New Roman" w:hAnsi="Consolas" w:cs="Times New Roman"/>
-          <w:color w:val="569CD6"/>
-          <w:sz w:val="21"/>
-          <w:szCs w:val="21"/>
-        </w:rPr>
-        <w:t>meta</w:t>
-      </w:r>
-      <w:r>
-        <w:rPr>
-          <w:rFonts w:ascii="Consolas" w:eastAsia="Times New Roman" w:hAnsi="Consolas" w:cs="Times New Roman"/>
-          <w:color w:val="D4D4D4"/>
-          <w:sz w:val="21"/>
-          <w:szCs w:val="21"/>
-        </w:rPr>
-        <w:t> </w:t>
-      </w:r>
-      <w:r>
-        <w:rPr>
-          <w:rFonts w:ascii="Consolas" w:eastAsia="Times New Roman" w:hAnsi="Consolas" w:cs="Times New Roman"/>
-          <w:color w:val="9CDCFE"/>
-          <w:sz w:val="21"/>
-          <w:szCs w:val="21"/>
-        </w:rPr>
-        <w:t>charset</w:t>
-      </w:r>
-      <w:r>
-        <w:rPr>
-          <w:rFonts w:ascii="Consolas" w:eastAsia="Times New Roman" w:hAnsi="Consolas" w:cs="Times New Roman"/>
-          <w:color w:val="D4D4D4"/>
-          <w:sz w:val="21"/>
-          <w:szCs w:val="21"/>
-        </w:rPr>
-        <w:t>=</w:t>
-      </w:r>
-      <w:r>
-        <w:rPr>
-          <w:rFonts w:ascii="Consolas" w:eastAsia="Times New Roman" w:hAnsi="Consolas" w:cs="Times New Roman"/>
-          <w:color w:val="CE9178"/>
-          <w:sz w:val="21"/>
-          <w:szCs w:val="21"/>
-        </w:rPr>
-        <w:t>"utf-8"</w:t>
-      </w:r>
-      <w:r>
-        <w:rPr>
-          <w:rFonts w:ascii="Consolas" w:eastAsia="Times New Roman" w:hAnsi="Consolas" w:cs="Times New Roman"/>
-          <w:color w:val="808080"/>
-          <w:sz w:val="21"/>
-          <w:szCs w:val="21"/>
-        </w:rPr>
-        <w:t>&gt;</w:t>
+        <w:t>&lt;meta charset="utf-8"&gt;</w:t>
       </w:r>
     </w:p>
     <w:p>
       <w:pPr>
-        <w:shd w:val="clear" w:color="auto" w:fill="1E1E1E"/>
-        <w:spacing w:after="0" w:line="285" w:lineRule="atLeast"/>
-        <w:rPr>
-          <w:rFonts w:ascii="Consolas" w:eastAsia="Times New Roman" w:hAnsi="Consolas" w:cs="Times New Roman"/>
-          <w:color w:val="D4D4D4"/>
-          <w:sz w:val="21"/>
-          <w:szCs w:val="21"/>
-        </w:rPr>
+        <w:pStyle w:val="AndyStyle1"/>
       </w:pPr>
       <w:r>
-        <w:rPr>
-          <w:rFonts w:ascii="Consolas" w:eastAsia="Times New Roman" w:hAnsi="Consolas" w:cs="Times New Roman"/>
-          <w:color w:val="808080"/>
-          <w:sz w:val="21"/>
-          <w:szCs w:val="21"/>
-        </w:rPr>
-        <w:t>&lt;</w:t>
-      </w:r>
-      <w:r>
-        <w:rPr>
-          <w:rFonts w:ascii="Consolas" w:eastAsia="Times New Roman" w:hAnsi="Consolas" w:cs="Times New Roman"/>
-          <w:color w:val="569CD6"/>
-          <w:sz w:val="21"/>
-          <w:szCs w:val="21"/>
-        </w:rPr>
-        <w:t>title</w:t>
-      </w:r>
-      <w:r>
-        <w:rPr>
-          <w:rFonts w:ascii="Consolas" w:eastAsia="Times New Roman" w:hAnsi="Consolas" w:cs="Times New Roman"/>
-          <w:color w:val="808080"/>
-          <w:sz w:val="21"/>
-          <w:szCs w:val="21"/>
-        </w:rPr>
-        <w:t>&gt;</w:t>
-      </w:r>
-      <w:r>
-        <w:rPr>
-          <w:rFonts w:ascii="Consolas" w:eastAsia="Times New Roman" w:hAnsi="Consolas" w:cs="Times New Roman"/>
-          <w:color w:val="D4D4D4"/>
-          <w:sz w:val="21"/>
-          <w:szCs w:val="21"/>
-        </w:rPr>
-        <w:t>Redirecting to https://andynakamura.com/dl-blog</w:t>
-      </w:r>
-      <w:r>
-        <w:rPr>
-          <w:rFonts w:ascii="Consolas" w:eastAsia="Times New Roman" w:hAnsi="Consolas" w:cs="Times New Roman"/>
-          <w:color w:val="808080"/>
-          <w:sz w:val="21"/>
-          <w:szCs w:val="21"/>
-        </w:rPr>
-        <w:t>&lt;/</w:t>
-      </w:r>
-      <w:r>
-        <w:rPr>
-          <w:rFonts w:ascii="Consolas" w:eastAsia="Times New Roman" w:hAnsi="Consolas" w:cs="Times New Roman"/>
-          <w:color w:val="569CD6"/>
-          <w:sz w:val="21"/>
-          <w:szCs w:val="21"/>
-        </w:rPr>
-        <w:t>title</w:t>
-      </w:r>
-      <w:r>
-        <w:rPr>
-          <w:rFonts w:ascii="Consolas" w:eastAsia="Times New Roman" w:hAnsi="Consolas" w:cs="Times New Roman"/>
-          <w:color w:val="808080"/>
-          <w:sz w:val="21"/>
-          <w:szCs w:val="21"/>
-        </w:rPr>
-        <w:t>&gt;</w:t>
+        <w:t>&lt;title&gt;Redirecting to https://andynakamura.com/dl-blog&lt;/title&gt;</w:t>
       </w:r>
     </w:p>
     <w:p>
       <w:pPr>
-        <w:shd w:val="clear" w:color="auto" w:fill="1E1E1E"/>
-        <w:spacing w:after="0" w:line="285" w:lineRule="atLeast"/>
-        <w:rPr>
-          <w:rFonts w:ascii="Consolas" w:eastAsia="Times New Roman" w:hAnsi="Consolas" w:cs="Times New Roman"/>
-          <w:color w:val="D4D4D4"/>
-          <w:sz w:val="21"/>
-          <w:szCs w:val="21"/>
-        </w:rPr>
+        <w:pStyle w:val="AndyStyle1"/>
       </w:pPr>
       <w:r>
-        <w:rPr>
-          <w:rFonts w:ascii="Consolas" w:eastAsia="Times New Roman" w:hAnsi="Consolas" w:cs="Times New Roman"/>
-          <w:color w:val="808080"/>
-          <w:sz w:val="21"/>
-          <w:szCs w:val="21"/>
-        </w:rPr>
-        <w:t>&lt;</w:t>
-      </w:r>
-      <w:r>
-        <w:rPr>
-          <w:rFonts w:ascii="Consolas" w:eastAsia="Times New Roman" w:hAnsi="Consolas" w:cs="Times New Roman"/>
-          <w:color w:val="569CD6"/>
-          <w:sz w:val="21"/>
-          <w:szCs w:val="21"/>
-        </w:rPr>
-        <w:t>meta</w:t>
-      </w:r>
-      <w:r>
-        <w:rPr>
-          <w:rFonts w:ascii="Consolas" w:eastAsia="Times New Roman" w:hAnsi="Consolas" w:cs="Times New Roman"/>
-          <w:color w:val="D4D4D4"/>
-          <w:sz w:val="21"/>
-          <w:szCs w:val="21"/>
-        </w:rPr>
-        <w:t> </w:t>
-      </w:r>
-      <w:r>
-        <w:rPr>
-          <w:rFonts w:ascii="Consolas" w:eastAsia="Times New Roman" w:hAnsi="Consolas" w:cs="Times New Roman"/>
-          <w:color w:val="9CDCFE"/>
-          <w:sz w:val="21"/>
-          <w:szCs w:val="21"/>
-        </w:rPr>
-        <w:t>http-equiv</w:t>
-      </w:r>
-      <w:r>
-        <w:rPr>
-          <w:rFonts w:ascii="Consolas" w:eastAsia="Times New Roman" w:hAnsi="Consolas" w:cs="Times New Roman"/>
-          <w:color w:val="D4D4D4"/>
-          <w:sz w:val="21"/>
-          <w:szCs w:val="21"/>
-        </w:rPr>
-        <w:t>=</w:t>
-      </w:r>
-      <w:r>
-        <w:rPr>
-          <w:rFonts w:ascii="Consolas" w:eastAsia="Times New Roman" w:hAnsi="Consolas" w:cs="Times New Roman"/>
-          <w:color w:val="CE9178"/>
-          <w:sz w:val="21"/>
-          <w:szCs w:val="21"/>
-        </w:rPr>
-        <w:t>"refresh"</w:t>
-      </w:r>
-      <w:r>
-        <w:rPr>
-          <w:rFonts w:ascii="Consolas" w:eastAsia="Times New Roman" w:hAnsi="Consolas" w:cs="Times New Roman"/>
-          <w:color w:val="D4D4D4"/>
-          <w:sz w:val="21"/>
-          <w:szCs w:val="21"/>
-        </w:rPr>
-        <w:t> </w:t>
-      </w:r>
-      <w:r>
-        <w:rPr>
-          <w:rFonts w:ascii="Consolas" w:eastAsia="Times New Roman" w:hAnsi="Consolas" w:cs="Times New Roman"/>
-          <w:color w:val="9CDCFE"/>
-          <w:sz w:val="21"/>
-          <w:szCs w:val="21"/>
-        </w:rPr>
-        <w:t>content</w:t>
-      </w:r>
-      <w:r>
-        <w:rPr>
-          <w:rFonts w:ascii="Consolas" w:eastAsia="Times New Roman" w:hAnsi="Consolas" w:cs="Times New Roman"/>
-          <w:color w:val="D4D4D4"/>
-          <w:sz w:val="21"/>
-          <w:szCs w:val="21"/>
-        </w:rPr>
-        <w:t>=</w:t>
-      </w:r>
-      <w:r>
-        <w:rPr>
-          <w:rFonts w:ascii="Consolas" w:eastAsia="Times New Roman" w:hAnsi="Consolas" w:cs="Times New Roman"/>
-          <w:color w:val="CE9178"/>
-          <w:sz w:val="21"/>
-          <w:szCs w:val="21"/>
-        </w:rPr>
-        <w:t>"0; URL=https://andynakamura.com/dl-blog"</w:t>
-      </w:r>
-      <w:r>
-        <w:rPr>
-          <w:rFonts w:ascii="Consolas" w:eastAsia="Times New Roman" w:hAnsi="Consolas" w:cs="Times New Roman"/>
-          <w:color w:val="808080"/>
-          <w:sz w:val="21"/>
-          <w:szCs w:val="21"/>
-        </w:rPr>
-        <w:t>&gt;</w:t>
+        <w:t>&lt;meta http-equiv="refresh" content="0; URL=https://andynakamura.com/dl-blog"&gt;</w:t>
       </w:r>
     </w:p>
     <w:p>
       <w:pPr>
-        <w:shd w:val="clear" w:color="auto" w:fill="1E1E1E"/>
-        <w:spacing w:after="0" w:line="285" w:lineRule="atLeast"/>
-        <w:rPr>
-          <w:rFonts w:ascii="Consolas" w:eastAsia="Times New Roman" w:hAnsi="Consolas" w:cs="Times New Roman"/>
-          <w:color w:val="D4D4D4"/>
-          <w:sz w:val="21"/>
-          <w:szCs w:val="21"/>
-        </w:rPr>
+        <w:pStyle w:val="AndyStyle1"/>
       </w:pPr>
       <w:r>
-        <w:rPr>
-          <w:rFonts w:ascii="Consolas" w:eastAsia="Times New Roman" w:hAnsi="Consolas" w:cs="Times New Roman"/>
-          <w:color w:val="808080"/>
-          <w:sz w:val="21"/>
-          <w:szCs w:val="21"/>
-        </w:rPr>
-        <w:t>&lt;</w:t>
-      </w:r>
-      <w:r>
-        <w:rPr>
-          <w:rFonts w:ascii="Consolas" w:eastAsia="Times New Roman" w:hAnsi="Consolas" w:cs="Times New Roman"/>
-          <w:color w:val="569CD6"/>
-          <w:sz w:val="21"/>
-          <w:szCs w:val="21"/>
-        </w:rPr>
-        <w:t>link</w:t>
-      </w:r>
-      <w:r>
-        <w:rPr>
-          <w:rFonts w:ascii="Consolas" w:eastAsia="Times New Roman" w:hAnsi="Consolas" w:cs="Times New Roman"/>
-          <w:color w:val="D4D4D4"/>
-          <w:sz w:val="21"/>
-          <w:szCs w:val="21"/>
-        </w:rPr>
-        <w:t> </w:t>
-      </w:r>
-      <w:proofErr w:type="spellStart"/>
-      <w:r>
-        <w:rPr>
-          <w:rFonts w:ascii="Consolas" w:eastAsia="Times New Roman" w:hAnsi="Consolas" w:cs="Times New Roman"/>
-          <w:color w:val="9CDCFE"/>
-          <w:sz w:val="21"/>
-          <w:szCs w:val="21"/>
-        </w:rPr>
+        <w:t>&lt;link </w:t>
+      </w:r>
+      <w:proofErr w:type="spellStart"/>
+      <w:r>
         <w:t>rel</w:t>
       </w:r>
       <w:proofErr w:type="spellEnd"/>
       <w:r>
-        <w:rPr>
-          <w:rFonts w:ascii="Consolas" w:eastAsia="Times New Roman" w:hAnsi="Consolas" w:cs="Times New Roman"/>
-          <w:color w:val="D4D4D4"/>
-          <w:sz w:val="21"/>
-          <w:szCs w:val="21"/>
-        </w:rPr>
-        <w:t>=</w:t>
-      </w:r>
-      <w:r>
-        <w:rPr>
-          <w:rFonts w:ascii="Consolas" w:eastAsia="Times New Roman" w:hAnsi="Consolas" w:cs="Times New Roman"/>
-          <w:color w:val="CE9178"/>
-          <w:sz w:val="21"/>
-          <w:szCs w:val="21"/>
-        </w:rPr>
-        <w:t>"canonical"</w:t>
-      </w:r>
-      <w:r>
-        <w:rPr>
-          <w:rFonts w:ascii="Consolas" w:eastAsia="Times New Roman" w:hAnsi="Consolas" w:cs="Times New Roman"/>
-          <w:color w:val="D4D4D4"/>
-          <w:sz w:val="21"/>
-          <w:szCs w:val="21"/>
-        </w:rPr>
-        <w:t> </w:t>
-      </w:r>
-      <w:proofErr w:type="spellStart"/>
-      <w:r>
-        <w:rPr>
-          <w:rFonts w:ascii="Consolas" w:eastAsia="Times New Roman" w:hAnsi="Consolas" w:cs="Times New Roman"/>
-          <w:color w:val="9CDCFE"/>
-          <w:sz w:val="21"/>
-          <w:szCs w:val="21"/>
-        </w:rPr>
+        <w:t>="canonical" </w:t>
+      </w:r>
+      <w:proofErr w:type="spellStart"/>
+      <w:r>
         <w:t>href</w:t>
       </w:r>
       <w:proofErr w:type="spellEnd"/>
       <w:r>
-        <w:rPr>
-          <w:rFonts w:ascii="Consolas" w:eastAsia="Times New Roman" w:hAnsi="Consolas" w:cs="Times New Roman"/>
-          <w:color w:val="D4D4D4"/>
-          <w:sz w:val="21"/>
-          <w:szCs w:val="21"/>
-        </w:rPr>
-        <w:t>=</w:t>
-      </w:r>
-      <w:r>
-        <w:rPr>
-          <w:rFonts w:ascii="Consolas" w:eastAsia="Times New Roman" w:hAnsi="Consolas" w:cs="Times New Roman"/>
-          <w:color w:val="CE9178"/>
-          <w:sz w:val="21"/>
-          <w:szCs w:val="21"/>
-        </w:rPr>
-        <w:t>"https://andynakamura.com/dl-blog"</w:t>
-      </w:r>
-      <w:r>
-        <w:rPr>
-          <w:rFonts w:ascii="Consolas" w:eastAsia="Times New Roman" w:hAnsi="Consolas" w:cs="Times New Roman"/>
-          <w:color w:val="808080"/>
-          <w:sz w:val="21"/>
-          <w:szCs w:val="21"/>
-        </w:rPr>
-        <w:t>&gt;</w:t>
+        <w:t>="https://andynakamura.com/dl-blog"&gt;</w:t>
       </w:r>
     </w:p>
     <w:p/>
@@ -1013,374 +636,198 @@
       <w:r>
         <w:t>revious questionnaire solutions (although some are not correct)</w:t>
       </w:r>
-    </w:p>
-    <w:p>
-      <w:r>
-        <w:t>https://forums.fast.ai/t/fastbook-questionnaire-solutions-megathread/76955</w:t>
-      </w:r>
+      <w:r>
+        <w:br/>
+      </w:r>
+      <w:hyperlink r:id="rId12" w:history="1">
+        <w:r>
+          <w:rPr>
+            <w:rStyle w:val="Hyperlink"/>
+          </w:rPr>
+          <w:t>https://forums.fast.ai/t/fastbook-questionnaire-solutions-megathread/76955</w:t>
+        </w:r>
+      </w:hyperlink>
+      <w:r>
+        <w:br/>
+      </w:r>
+    </w:p>
+    <w:p>
+      <w:proofErr w:type="spellStart"/>
+      <w:r>
+        <w:t>Paperspace</w:t>
+      </w:r>
+      <w:proofErr w:type="spellEnd"/>
+      <w:r>
+        <w:t xml:space="preserve"> tips</w:t>
+      </w:r>
+      <w:r>
+        <w:br/>
+      </w:r>
+      <w:r>
+        <w:t>Get free account as you get more options and easier to get the Free-P5000</w:t>
+      </w:r>
+    </w:p>
+    <w:p>
+      <w:proofErr w:type="spellStart"/>
+      <w:r>
+        <w:t>DataLoader</w:t>
+      </w:r>
+      <w:proofErr w:type="spellEnd"/>
+      <w:r>
+        <w:t xml:space="preserve"> worker (</w:t>
+      </w:r>
+      <w:proofErr w:type="spellStart"/>
+      <w:r>
+        <w:t>pid</w:t>
+      </w:r>
+      <w:proofErr w:type="spellEnd"/>
+      <w:r>
+        <w:t xml:space="preserve"> 109) is killed by signal: Killed. </w:t>
+      </w:r>
+      <w:r>
+        <w:br/>
+      </w:r>
+      <w:r>
+        <w:t>This usually means you don’t have enough memory.</w:t>
+      </w:r>
+      <w:r>
+        <w:br/>
+      </w:r>
+      <w:r>
+        <w:t>Sure enough they only gave me a CPU, rather a GPU</w:t>
+      </w:r>
+    </w:p>
+    <w:p>
+      <w:pPr>
+        <w:pStyle w:val="ListParagraph"/>
+      </w:pPr>
+    </w:p>
+    <w:p>
+      <w:pPr>
+        <w:pStyle w:val="ListParagraph"/>
+      </w:pPr>
+      <w:r>
+        <w:t xml:space="preserve">from </w:t>
+      </w:r>
+      <w:proofErr w:type="spellStart"/>
+      <w:r>
+        <w:t>fastai.text.all</w:t>
+      </w:r>
+      <w:proofErr w:type="spellEnd"/>
+      <w:r>
+        <w:t xml:space="preserve"> import *</w:t>
+      </w:r>
+    </w:p>
+    <w:p>
+      <w:pPr>
+        <w:pStyle w:val="ListParagraph"/>
+      </w:pPr>
+      <w:proofErr w:type="spellStart"/>
+      <w:r>
+        <w:t>dls</w:t>
+      </w:r>
+      <w:proofErr w:type="spellEnd"/>
+      <w:r>
+        <w:t xml:space="preserve"> = </w:t>
+      </w:r>
+      <w:proofErr w:type="spellStart"/>
+      <w:r>
+        <w:t>TextDataLoaders.from_folder</w:t>
+      </w:r>
+      <w:proofErr w:type="spellEnd"/>
+      <w:r>
+        <w:t>(</w:t>
+      </w:r>
+      <w:proofErr w:type="spellStart"/>
+      <w:r>
+        <w:t>untar_</w:t>
+      </w:r>
+      <w:proofErr w:type="gramStart"/>
+      <w:r>
+        <w:t>data</w:t>
+      </w:r>
+      <w:proofErr w:type="spellEnd"/>
+      <w:r>
+        <w:t>(</w:t>
+      </w:r>
+      <w:proofErr w:type="spellStart"/>
+      <w:proofErr w:type="gramEnd"/>
+      <w:r>
+        <w:t>URLs.IMDB</w:t>
+      </w:r>
+      <w:proofErr w:type="spellEnd"/>
+      <w:r>
+        <w:t>), valid='test')</w:t>
+      </w:r>
+    </w:p>
+    <w:p>
+      <w:pPr>
+        <w:pStyle w:val="ListParagraph"/>
+      </w:pPr>
+      <w:r>
+        <w:t xml:space="preserve">learn = </w:t>
+      </w:r>
+      <w:proofErr w:type="spellStart"/>
+      <w:r>
+        <w:t>text_classifier_</w:t>
+      </w:r>
+      <w:proofErr w:type="gramStart"/>
+      <w:r>
+        <w:t>learner</w:t>
+      </w:r>
+      <w:proofErr w:type="spellEnd"/>
+      <w:r>
+        <w:t>(</w:t>
+      </w:r>
+      <w:proofErr w:type="spellStart"/>
+      <w:proofErr w:type="gramEnd"/>
+      <w:r>
+        <w:t>dls</w:t>
+      </w:r>
+      <w:proofErr w:type="spellEnd"/>
+      <w:r>
+        <w:t xml:space="preserve">, AWD_LSTM, </w:t>
+      </w:r>
+      <w:proofErr w:type="spellStart"/>
+      <w:r>
+        <w:t>drop_mult</w:t>
+      </w:r>
+      <w:proofErr w:type="spellEnd"/>
+      <w:r>
+        <w:t>=0.5, metrics=accuracy)</w:t>
+      </w:r>
+    </w:p>
+    <w:p>
+      <w:pPr>
+        <w:pStyle w:val="ListParagraph"/>
+      </w:pPr>
+      <w:proofErr w:type="spellStart"/>
+      <w:proofErr w:type="gramStart"/>
+      <w:r>
+        <w:t>learn.fine</w:t>
+      </w:r>
+      <w:proofErr w:type="gramEnd"/>
+      <w:r>
+        <w:t>_tune</w:t>
+      </w:r>
+      <w:proofErr w:type="spellEnd"/>
+      <w:r>
+        <w:t>(4, 1e-2)</w:t>
+      </w:r>
+    </w:p>
+    <w:p>
+      <w:pPr>
+        <w:pStyle w:val="ListParagraph"/>
+      </w:pPr>
+      <w:r>
+        <w:t>error</w:t>
+      </w:r>
+      <w:bookmarkStart w:id="0" w:name="_GoBack"/>
+      <w:bookmarkEnd w:id="0"/>
     </w:p>
     <w:p/>
     <w:p>
-      <w:proofErr w:type="spellStart"/>
-      <w:r>
-        <w:t>Paperspace</w:t>
-      </w:r>
-      <w:proofErr w:type="spellEnd"/>
-      <w:r>
-        <w:t xml:space="preserve"> tips</w:t>
-      </w:r>
-      <w:r>
-        <w:br/>
-      </w:r>
-      <w:r>
-        <w:t>Get free account as you get more options and easier to get the Free-P5000</w:t>
-      </w:r>
-    </w:p>
-    <w:p>
-      <w:proofErr w:type="spellStart"/>
-      <w:r>
-        <w:t>DataLoader</w:t>
-      </w:r>
-      <w:proofErr w:type="spellEnd"/>
-      <w:r>
-        <w:t xml:space="preserve"> worker (</w:t>
-      </w:r>
-      <w:proofErr w:type="spellStart"/>
-      <w:r>
-        <w:t>pid</w:t>
-      </w:r>
-      <w:proofErr w:type="spellEnd"/>
-      <w:r>
-        <w:t xml:space="preserve"> 109) is killed by signal: Killed. </w:t>
-      </w:r>
-      <w:r>
-        <w:br/>
-      </w:r>
-      <w:r>
-        <w:t>This usually means you don’t have enough memory.</w:t>
-      </w:r>
-      <w:r>
-        <w:br/>
-      </w:r>
-      <w:r>
-        <w:t>Sure enough they only gave me a CPU, rather a GPU</w:t>
-      </w:r>
-    </w:p>
-    <w:p>
-      <w:pPr>
-        <w:shd w:val="clear" w:color="auto" w:fill="1E1E1E"/>
-        <w:spacing w:after="0" w:line="285" w:lineRule="atLeast"/>
-        <w:rPr>
-          <w:rFonts w:ascii="Consolas" w:eastAsia="Times New Roman" w:hAnsi="Consolas" w:cs="Times New Roman"/>
-          <w:color w:val="D4D4D4"/>
-          <w:sz w:val="21"/>
-          <w:szCs w:val="21"/>
-        </w:rPr>
-      </w:pPr>
-    </w:p>
-    <w:p>
-      <w:pPr>
-        <w:shd w:val="clear" w:color="auto" w:fill="1E1E1E"/>
-        <w:spacing w:after="0" w:line="285" w:lineRule="atLeast"/>
-        <w:rPr>
-          <w:rFonts w:ascii="Consolas" w:eastAsia="Times New Roman" w:hAnsi="Consolas" w:cs="Times New Roman"/>
-          <w:color w:val="D4D4D4"/>
-          <w:sz w:val="21"/>
-          <w:szCs w:val="21"/>
-        </w:rPr>
-      </w:pPr>
-      <w:r>
-        <w:rPr>
-          <w:rFonts w:ascii="Consolas" w:eastAsia="Times New Roman" w:hAnsi="Consolas" w:cs="Times New Roman"/>
-          <w:color w:val="D4D4D4"/>
-          <w:sz w:val="21"/>
-          <w:szCs w:val="21"/>
-        </w:rPr>
-        <w:t xml:space="preserve">from </w:t>
-      </w:r>
-      <w:proofErr w:type="spellStart"/>
-      <w:r>
-        <w:rPr>
-          <w:rFonts w:ascii="Consolas" w:eastAsia="Times New Roman" w:hAnsi="Consolas" w:cs="Times New Roman"/>
-          <w:color w:val="D4D4D4"/>
-          <w:sz w:val="21"/>
-          <w:szCs w:val="21"/>
-        </w:rPr>
-        <w:t>fastai.text.all</w:t>
-      </w:r>
-      <w:proofErr w:type="spellEnd"/>
-      <w:r>
-        <w:rPr>
-          <w:rFonts w:ascii="Consolas" w:eastAsia="Times New Roman" w:hAnsi="Consolas" w:cs="Times New Roman"/>
-          <w:color w:val="D4D4D4"/>
-          <w:sz w:val="21"/>
-          <w:szCs w:val="21"/>
-        </w:rPr>
-        <w:t xml:space="preserve"> import *</w:t>
-      </w:r>
-    </w:p>
-    <w:p>
-      <w:pPr>
-        <w:shd w:val="clear" w:color="auto" w:fill="1E1E1E"/>
-        <w:spacing w:after="0" w:line="285" w:lineRule="atLeast"/>
-        <w:rPr>
-          <w:rFonts w:ascii="Consolas" w:eastAsia="Times New Roman" w:hAnsi="Consolas" w:cs="Times New Roman"/>
-          <w:color w:val="D4D4D4"/>
-          <w:sz w:val="21"/>
-          <w:szCs w:val="21"/>
-        </w:rPr>
-      </w:pPr>
-      <w:proofErr w:type="spellStart"/>
-      <w:r>
-        <w:rPr>
-          <w:rFonts w:ascii="Consolas" w:eastAsia="Times New Roman" w:hAnsi="Consolas" w:cs="Times New Roman"/>
-          <w:color w:val="D4D4D4"/>
-          <w:sz w:val="21"/>
-          <w:szCs w:val="21"/>
-        </w:rPr>
-        <w:t>dls</w:t>
-      </w:r>
-      <w:proofErr w:type="spellEnd"/>
-      <w:r>
-        <w:rPr>
-          <w:rFonts w:ascii="Consolas" w:eastAsia="Times New Roman" w:hAnsi="Consolas" w:cs="Times New Roman"/>
-          <w:color w:val="D4D4D4"/>
-          <w:sz w:val="21"/>
-          <w:szCs w:val="21"/>
-        </w:rPr>
-        <w:t xml:space="preserve"> = </w:t>
-      </w:r>
-      <w:proofErr w:type="spellStart"/>
-      <w:r>
-        <w:rPr>
-          <w:rFonts w:ascii="Consolas" w:eastAsia="Times New Roman" w:hAnsi="Consolas" w:cs="Times New Roman"/>
-          <w:color w:val="D4D4D4"/>
-          <w:sz w:val="21"/>
-          <w:szCs w:val="21"/>
-        </w:rPr>
-        <w:t>TextDataLoaders.from_folder</w:t>
-      </w:r>
-      <w:proofErr w:type="spellEnd"/>
-      <w:r>
-        <w:rPr>
-          <w:rFonts w:ascii="Consolas" w:eastAsia="Times New Roman" w:hAnsi="Consolas" w:cs="Times New Roman"/>
-          <w:color w:val="D4D4D4"/>
-          <w:sz w:val="21"/>
-          <w:szCs w:val="21"/>
-        </w:rPr>
-        <w:t>(</w:t>
-      </w:r>
-      <w:proofErr w:type="spellStart"/>
-      <w:r>
-        <w:rPr>
-          <w:rFonts w:ascii="Consolas" w:eastAsia="Times New Roman" w:hAnsi="Consolas" w:cs="Times New Roman"/>
-          <w:color w:val="D4D4D4"/>
-          <w:sz w:val="21"/>
-          <w:szCs w:val="21"/>
-        </w:rPr>
-        <w:t>untar_</w:t>
-      </w:r>
-      <w:proofErr w:type="gramStart"/>
-      <w:r>
-        <w:rPr>
-          <w:rFonts w:ascii="Consolas" w:eastAsia="Times New Roman" w:hAnsi="Consolas" w:cs="Times New Roman"/>
-          <w:color w:val="D4D4D4"/>
-          <w:sz w:val="21"/>
-          <w:szCs w:val="21"/>
-        </w:rPr>
-        <w:t>data</w:t>
-      </w:r>
-      <w:proofErr w:type="spellEnd"/>
-      <w:r>
-        <w:rPr>
-          <w:rFonts w:ascii="Consolas" w:eastAsia="Times New Roman" w:hAnsi="Consolas" w:cs="Times New Roman"/>
-          <w:color w:val="D4D4D4"/>
-          <w:sz w:val="21"/>
-          <w:szCs w:val="21"/>
-        </w:rPr>
-        <w:t>(</w:t>
-      </w:r>
-      <w:proofErr w:type="spellStart"/>
-      <w:proofErr w:type="gramEnd"/>
-      <w:r>
-        <w:rPr>
-          <w:rFonts w:ascii="Consolas" w:eastAsia="Times New Roman" w:hAnsi="Consolas" w:cs="Times New Roman"/>
-          <w:color w:val="D4D4D4"/>
-          <w:sz w:val="21"/>
-          <w:szCs w:val="21"/>
-        </w:rPr>
-        <w:t>URLs.IMDB</w:t>
-      </w:r>
-      <w:proofErr w:type="spellEnd"/>
-      <w:r>
-        <w:rPr>
-          <w:rFonts w:ascii="Consolas" w:eastAsia="Times New Roman" w:hAnsi="Consolas" w:cs="Times New Roman"/>
-          <w:color w:val="D4D4D4"/>
-          <w:sz w:val="21"/>
-          <w:szCs w:val="21"/>
-        </w:rPr>
-        <w:t>), valid='test')</w:t>
-      </w:r>
-    </w:p>
-    <w:p>
-      <w:pPr>
-        <w:shd w:val="clear" w:color="auto" w:fill="1E1E1E"/>
-        <w:spacing w:after="0" w:line="285" w:lineRule="atLeast"/>
-        <w:rPr>
-          <w:rFonts w:ascii="Consolas" w:eastAsia="Times New Roman" w:hAnsi="Consolas" w:cs="Times New Roman"/>
-          <w:color w:val="D4D4D4"/>
-          <w:sz w:val="21"/>
-          <w:szCs w:val="21"/>
-        </w:rPr>
-      </w:pPr>
-      <w:r>
-        <w:rPr>
-          <w:rFonts w:ascii="Consolas" w:eastAsia="Times New Roman" w:hAnsi="Consolas" w:cs="Times New Roman"/>
-          <w:color w:val="D4D4D4"/>
-          <w:sz w:val="21"/>
-          <w:szCs w:val="21"/>
-        </w:rPr>
-        <w:t xml:space="preserve">learn = </w:t>
-      </w:r>
-      <w:proofErr w:type="spellStart"/>
-      <w:r>
-        <w:rPr>
-          <w:rFonts w:ascii="Consolas" w:eastAsia="Times New Roman" w:hAnsi="Consolas" w:cs="Times New Roman"/>
-          <w:color w:val="D4D4D4"/>
-          <w:sz w:val="21"/>
-          <w:szCs w:val="21"/>
-        </w:rPr>
-        <w:t>text_classifier_</w:t>
-      </w:r>
-      <w:proofErr w:type="gramStart"/>
-      <w:r>
-        <w:rPr>
-          <w:rFonts w:ascii="Consolas" w:eastAsia="Times New Roman" w:hAnsi="Consolas" w:cs="Times New Roman"/>
-          <w:color w:val="D4D4D4"/>
-          <w:sz w:val="21"/>
-          <w:szCs w:val="21"/>
-        </w:rPr>
-        <w:t>learner</w:t>
-      </w:r>
-      <w:proofErr w:type="spellEnd"/>
-      <w:r>
-        <w:rPr>
-          <w:rFonts w:ascii="Consolas" w:eastAsia="Times New Roman" w:hAnsi="Consolas" w:cs="Times New Roman"/>
-          <w:color w:val="D4D4D4"/>
-          <w:sz w:val="21"/>
-          <w:szCs w:val="21"/>
-        </w:rPr>
-        <w:t>(</w:t>
-      </w:r>
-      <w:proofErr w:type="spellStart"/>
-      <w:proofErr w:type="gramEnd"/>
-      <w:r>
-        <w:rPr>
-          <w:rFonts w:ascii="Consolas" w:eastAsia="Times New Roman" w:hAnsi="Consolas" w:cs="Times New Roman"/>
-          <w:color w:val="D4D4D4"/>
-          <w:sz w:val="21"/>
-          <w:szCs w:val="21"/>
-        </w:rPr>
-        <w:t>dls</w:t>
-      </w:r>
-      <w:proofErr w:type="spellEnd"/>
-      <w:r>
-        <w:rPr>
-          <w:rFonts w:ascii="Consolas" w:eastAsia="Times New Roman" w:hAnsi="Consolas" w:cs="Times New Roman"/>
-          <w:color w:val="D4D4D4"/>
-          <w:sz w:val="21"/>
-          <w:szCs w:val="21"/>
-        </w:rPr>
-        <w:t xml:space="preserve">, AWD_LSTM, </w:t>
-      </w:r>
-      <w:proofErr w:type="spellStart"/>
-      <w:r>
-        <w:rPr>
-          <w:rFonts w:ascii="Consolas" w:eastAsia="Times New Roman" w:hAnsi="Consolas" w:cs="Times New Roman"/>
-          <w:color w:val="D4D4D4"/>
-          <w:sz w:val="21"/>
-          <w:szCs w:val="21"/>
-        </w:rPr>
-        <w:t>drop_mult</w:t>
-      </w:r>
-      <w:proofErr w:type="spellEnd"/>
-      <w:r>
-        <w:rPr>
-          <w:rFonts w:ascii="Consolas" w:eastAsia="Times New Roman" w:hAnsi="Consolas" w:cs="Times New Roman"/>
-          <w:color w:val="D4D4D4"/>
-          <w:sz w:val="21"/>
-          <w:szCs w:val="21"/>
-        </w:rPr>
-        <w:t>=0.5, metrics=accuracy)</w:t>
-      </w:r>
-    </w:p>
-    <w:p>
-      <w:pPr>
-        <w:shd w:val="clear" w:color="auto" w:fill="1E1E1E"/>
-        <w:spacing w:after="0" w:line="285" w:lineRule="atLeast"/>
-        <w:rPr>
-          <w:rFonts w:ascii="Consolas" w:eastAsia="Times New Roman" w:hAnsi="Consolas" w:cs="Times New Roman"/>
-          <w:color w:val="D4D4D4"/>
-          <w:sz w:val="21"/>
-          <w:szCs w:val="21"/>
-        </w:rPr>
-      </w:pPr>
-      <w:proofErr w:type="spellStart"/>
-      <w:proofErr w:type="gramStart"/>
-      <w:r>
-        <w:rPr>
-          <w:rFonts w:ascii="Consolas" w:eastAsia="Times New Roman" w:hAnsi="Consolas" w:cs="Times New Roman"/>
-          <w:color w:val="D4D4D4"/>
-          <w:sz w:val="21"/>
-          <w:szCs w:val="21"/>
-        </w:rPr>
-        <w:t>learn.fine</w:t>
-      </w:r>
-      <w:proofErr w:type="gramEnd"/>
-      <w:r>
-        <w:rPr>
-          <w:rFonts w:ascii="Consolas" w:eastAsia="Times New Roman" w:hAnsi="Consolas" w:cs="Times New Roman"/>
-          <w:color w:val="D4D4D4"/>
-          <w:sz w:val="21"/>
-          <w:szCs w:val="21"/>
-        </w:rPr>
-        <w:t>_tune</w:t>
-      </w:r>
-      <w:proofErr w:type="spellEnd"/>
-      <w:r>
-        <w:rPr>
-          <w:rFonts w:ascii="Consolas" w:eastAsia="Times New Roman" w:hAnsi="Consolas" w:cs="Times New Roman"/>
-          <w:color w:val="D4D4D4"/>
-          <w:sz w:val="21"/>
-          <w:szCs w:val="21"/>
-        </w:rPr>
-        <w:t>(4, 1e-2)</w:t>
-      </w:r>
-    </w:p>
-    <w:p>
-      <w:pPr>
-        <w:shd w:val="clear" w:color="auto" w:fill="1E1E1E"/>
-        <w:spacing w:after="0" w:line="285" w:lineRule="atLeast"/>
-        <w:rPr>
-          <w:rFonts w:ascii="Consolas" w:eastAsia="Times New Roman" w:hAnsi="Consolas" w:cs="Times New Roman"/>
-          <w:color w:val="D4D4D4"/>
-          <w:sz w:val="21"/>
-          <w:szCs w:val="21"/>
-        </w:rPr>
-      </w:pPr>
-      <w:r>
-        <w:rPr>
-          <w:rFonts w:ascii="Consolas" w:eastAsia="Times New Roman" w:hAnsi="Consolas" w:cs="Times New Roman"/>
-          <w:color w:val="D4D4D4"/>
-          <w:sz w:val="21"/>
-          <w:szCs w:val="21"/>
-        </w:rPr>
-        <w:t>error</w:t>
-      </w:r>
-    </w:p>
-    <w:p/>
-    <w:p>
-      <w:hyperlink r:id="rId12" w:history="1">
+      <w:hyperlink r:id="rId13" w:history="1">
         <w:r>
           <w:rPr>
             <w:rStyle w:val="Hyperlink"/>
@@ -1391,7 +838,7 @@
       <w:r>
         <w:br/>
       </w:r>
-      <w:hyperlink r:id="rId13" w:history="1">
+      <w:hyperlink r:id="rId14" w:history="1">
         <w:r>
           <w:rPr>
             <w:rStyle w:val="Hyperlink"/>
@@ -1436,7 +883,7 @@
       <w:r>
         <w:br/>
       </w:r>
-      <w:hyperlink r:id="rId14" w:history="1">
+      <w:hyperlink r:id="rId15" w:history="1">
         <w:r>
           <w:rPr>
             <w:rStyle w:val="Hyperlink"/>
@@ -1455,7 +902,7 @@
       <w:r>
         <w:br/>
       </w:r>
-      <w:hyperlink r:id="rId15" w:history="1">
+      <w:hyperlink r:id="rId16" w:history="1">
         <w:r>
           <w:rPr>
             <w:rStyle w:val="Hyperlink"/>
@@ -1474,7 +921,7 @@
       <w:r>
         <w:br/>
       </w:r>
-      <w:hyperlink r:id="rId16" w:history="1">
+      <w:hyperlink r:id="rId17" w:history="1">
         <w:r>
           <w:rPr>
             <w:rStyle w:val="Hyperlink"/>
@@ -1490,7 +937,7 @@
       <w:r>
         <w:t xml:space="preserve">Alternatives to a Degree to Prove Yourself in Deep Learning </w:t>
       </w:r>
-      <w:hyperlink r:id="rId17" w:history="1">
+      <w:hyperlink r:id="rId18" w:history="1">
         <w:r>
           <w:rPr>
             <w:rStyle w:val="Hyperlink"/>
@@ -1515,7 +962,7 @@
       <w:r>
         <w:br/>
       </w:r>
-      <w:hyperlink r:id="rId18" w:history="1">
+      <w:hyperlink r:id="rId19" w:history="1">
         <w:r>
           <w:rPr>
             <w:rStyle w:val="Hyperlink"/>
@@ -1527,13 +974,8 @@
         <w:br/>
       </w:r>
     </w:p>
-    <w:p>
-      <w:r>
-        <w:rPr>
-          <w:rStyle w:val="Heading1Char"/>
-        </w:rPr>
-        <w:t>**</w:t>
-      </w:r>
+    <w:p/>
+    <w:p>
       <w:r>
         <w:rPr>
           <w:rStyle w:val="Heading1Char"/>
@@ -1544,14 +986,6 @@
         <w:rPr>
           <w:rStyle w:val="Heading1Char"/>
         </w:rPr>
-        <w:t>**</w:t>
-      </w:r>
-      <w:bookmarkStart w:id="0" w:name="_GoBack"/>
-      <w:bookmarkEnd w:id="0"/>
-      <w:r>
-        <w:rPr>
-          <w:rStyle w:val="Heading1Char"/>
-        </w:rPr>
         <w:br/>
       </w:r>
       <w:r>
@@ -1574,6 +1008,7 @@
     </w:p>
     <w:p>
       <w:r>
+        <w:lastRenderedPageBreak/>
         <w:t xml:space="preserve">Reminder to myself:  </w:t>
       </w:r>
       <w:r>
@@ -2108,6 +1543,45 @@
       <w:szCs w:val="32"/>
     </w:rPr>
   </w:style>
+  <w:style w:type="paragraph" w:customStyle="1" w:styleId="AndyStyle1">
+    <w:name w:val="Andy Style1"/>
+    <w:basedOn w:val="Normal"/>
+    <w:link w:val="AndyStyle1Char"/>
+    <w:qFormat/>
+    <w:rsid w:val="00213B37"/>
+    <w:pPr>
+      <w:shd w:val="clear" w:color="auto" w:fill="1E1E1E"/>
+      <w:spacing w:after="0" w:line="240" w:lineRule="auto"/>
+    </w:pPr>
+    <w:rPr>
+      <w:rFonts w:ascii="Gotham Black" w:eastAsia="Times New Roman" w:hAnsi="Gotham Black" w:cs="Times New Roman"/>
+      <w:color w:val="4472C4" w:themeColor="accent1"/>
+      <w:szCs w:val="21"/>
+    </w:rPr>
+  </w:style>
+  <w:style w:type="paragraph" w:styleId="ListParagraph">
+    <w:name w:val="List Paragraph"/>
+    <w:basedOn w:val="Normal"/>
+    <w:uiPriority w:val="34"/>
+    <w:qFormat/>
+    <w:rsid w:val="00213B37"/>
+    <w:pPr>
+      <w:ind w:left="720"/>
+      <w:contextualSpacing/>
+    </w:pPr>
+  </w:style>
+  <w:style w:type="character" w:customStyle="1" w:styleId="AndyStyle1Char">
+    <w:name w:val="Andy Style1 Char"/>
+    <w:basedOn w:val="DefaultParagraphFont"/>
+    <w:link w:val="AndyStyle1"/>
+    <w:rsid w:val="00213B37"/>
+    <w:rPr>
+      <w:rFonts w:ascii="Gotham Black" w:eastAsia="Times New Roman" w:hAnsi="Gotham Black" w:cs="Times New Roman"/>
+      <w:color w:val="4472C4" w:themeColor="accent1"/>
+      <w:szCs w:val="21"/>
+      <w:shd w:val="clear" w:color="auto" w:fill="1E1E1E"/>
+    </w:rPr>
+  </w:style>
 </w:styles>
 </file>
 
